--- a/docs/docx/architecture.docx
+++ b/docs/docx/architecture.docx
@@ -179,7 +179,7 @@
         <w:t>docs/data-model/CONVENTIONS.md</w:t>
       </w:r>
       <w:r>
-        <w:t xml:space="preserve"> — the validated 403-table PostgreSQL schema, build order, conventions.</w:t>
+        <w:t xml:space="preserve"> — the validated 447-table PostgreSQL schema, build order, conventions.</w:t>
       </w:r>
     </w:p>
     <w:p>
@@ -867,7 +867,7 @@
         <w:t>Consistency with the platform.</w:t>
       </w:r>
       <w:r>
-        <w:t xml:space="preserve"> PrimeSoft's platform engines (P01 workflow, P02 authz, P05 audit) are cross-cutting shared services with a single logical database and cross-module referential integrity (1,769 FK constraints across the 403-table schema). Splitting modules into separate databases/services would break the FK graph, the DB-trigger audit substrate, and the SR ledger's cross-module posting contract.</w:t>
+        <w:t xml:space="preserve"> PrimeSoft's platform engines (P01 workflow, P02 authz, P05 audit) are cross-cutting shared services with a single logical database and cross-module referential integrity (1,907 FK constraints across the 447-table schema). Splitting modules into separate databases/services would break the FK graph, the DB-trigger audit substrate, and the SR ledger's cross-module posting contract.</w:t>
       </w:r>
     </w:p>
     <w:p>
@@ -1238,7 +1238,7 @@
               <w:rPr>
                 <w:sz w:val="18"/>
               </w:rPr>
-              <w:t xml:space="preserve">Single logical database, 403 tables, 1,769 FKs, 399 RLS-enabled tables, 673 enum types. </w:t>
+              <w:t xml:space="preserve">Single logical database, 447 tables, 1,769 FKs, 399 RLS-enabled tables, 673 enum types. </w:t>
             </w:r>
             <w:r>
               <w:rPr>
@@ -4490,7 +4490,7 @@
           <w:color w:val="2E5B9E"/>
           <w:sz w:val="26"/>
         </w:rPr>
-        <w:t>5.1 The 403-table schema</w:t>
+        <w:t>5.1 The 447-table schema</w:t>
       </w:r>
     </w:p>
     <w:p>
@@ -4520,7 +4520,7 @@
         <w:rPr>
           <w:b/>
         </w:rPr>
-        <w:t>403 tables · 1,769 FK constraints · 399 RLS-enabled tables · 673 enum types.</w:t>
+        <w:t>447 tables · 1,907 FK constraints · 399 RLS-enabled tables · 673 enum types.</w:t>
       </w:r>
       <w:r>
         <w:t xml:space="preserve"> Build/load order and per-file ownership are defined in </w:t>
@@ -8138,7 +8138,7 @@
               <w:rPr>
                 <w:sz w:val="18"/>
               </w:rPr>
-              <w:t>App connects as non-superuser, sets per-request GUCs; unscoped query returns no rows; 399/403 tables RLS-forced.</w:t>
+              <w:t>App connects as non-superuser, sets per-request GUCs; unscoped query returns no rows; 399/447 tables RLS-forced.</w:t>
             </w:r>
           </w:p>
         </w:tc>
@@ -8288,7 +8288,7 @@
               <w:rPr>
                 <w:sz w:val="18"/>
               </w:rPr>
-              <w:t>403 tables, one backup/DR posture; documents store references, binaries in object storage.</w:t>
+              <w:t>447 tables, one backup/DR posture; documents store references, binaries in object storage.</w:t>
             </w:r>
           </w:p>
         </w:tc>
@@ -8738,7 +8738,7 @@
         <w:pStyle w:val="ListBullet"/>
       </w:pPr>
       <w:r>
-        <w:t>The 403-table schema is the validated baseline; changes go through the data-model amendment workflow, not ad-hoc DDL.</w:t>
+        <w:t>The 447-table schema is the validated baseline; changes go through the data-model amendment workflow, not ad-hoc DDL.</w:t>
       </w:r>
     </w:p>
     <w:p>
@@ -9173,7 +9173,7 @@
               <w:rPr>
                 <w:sz w:val="18"/>
               </w:rPr>
-              <w:t>App connects as non-superuser with FORCE RLS; unscoped query returns no rows; RLS coverage verified on 399/403 tables in the load test.</w:t>
+              <w:t>App connects as non-superuser with FORCE RLS; unscoped query returns no rows; RLS coverage verified on 399/447 tables in the load test.</w:t>
             </w:r>
           </w:p>
         </w:tc>

--- a/docs/docx/architecture.docx
+++ b/docs/docx/architecture.docx
@@ -1238,7 +1238,7 @@
               <w:rPr>
                 <w:sz w:val="18"/>
               </w:rPr>
-              <w:t xml:space="preserve">Single logical database, 447 tables, 1,769 FKs, 399 RLS-enabled tables, 673 enum types. </w:t>
+              <w:t xml:space="preserve">Single logical database, 447 tables, 1,907 FKs, 443 RLS-enabled tables, 700 enum types. </w:t>
             </w:r>
             <w:r>
               <w:rPr>
@@ -4520,7 +4520,7 @@
         <w:rPr>
           <w:b/>
         </w:rPr>
-        <w:t>447 tables · 1,907 FK constraints · 399 RLS-enabled tables · 673 enum types.</w:t>
+        <w:t>447 tables · 1,907 FK constraints · 443 RLS-enabled tables · 700 enum types.</w:t>
       </w:r>
       <w:r>
         <w:t xml:space="preserve"> Build/load order and per-file ownership are defined in </w:t>
@@ -7962,7 +7962,7 @@
               <w:rPr>
                 <w:sz w:val="18"/>
               </w:rPr>
-              <w:t>Preserves the 1,769-FK cross-module graph, DB-trigger audit substrate, single SR ledger, and ACID multi-table statutory transactions; simpler gov-datacentre ops for 99.5% SLA.</w:t>
+              <w:t>Preserves the 1,907-FK cross-module graph, DB-trigger audit substrate, single SR ledger, and ACID multi-table statutory transactions; simpler gov-datacentre ops for 99.5% SLA.</w:t>
             </w:r>
           </w:p>
         </w:tc>
